--- a/Table 3.docx
+++ b/Table 3.docx
@@ -2,10 +2,38 @@
 <file path=word/document.xml><?xml version="1.0" encoding="utf-8"?>
 <w:document xmlns:wpc="http://schemas.microsoft.com/office/word/2010/wordprocessingCanvas" xmlns:cx="http://schemas.microsoft.com/office/drawing/2014/chartex" xmlns:cx1="http://schemas.microsoft.com/office/drawing/2015/9/8/chartex" xmlns:cx2="http://schemas.microsoft.com/office/drawing/2015/10/21/chartex" xmlns:cx3="http://schemas.microsoft.com/office/drawing/2016/5/9/chartex" xmlns:cx4="http://schemas.microsoft.com/office/drawing/2016/5/10/chartex" xmlns:cx5="http://schemas.microsoft.com/office/drawing/2016/5/11/chartex" xmlns:cx6="http://schemas.microsoft.com/office/drawing/2016/5/12/chartex" xmlns:cx7="http://schemas.microsoft.com/office/drawing/2016/5/13/chartex" xmlns:cx8="http://schemas.microsoft.com/office/drawing/2016/5/14/chartex" xmlns:mc="http://schemas.openxmlformats.org/markup-compatibility/2006" xmlns:aink="http://schemas.microsoft.com/office/drawing/2016/ink" xmlns:am3d="http://schemas.microsoft.com/office/drawing/2017/model3d" xmlns:o="urn:schemas-microsoft-com:office:office" xmlns:oel="http://schemas.microsoft.com/office/2019/extlst" xmlns:r="http://schemas.openxmlformats.org/officeDocument/2006/relationships" xmlns:m="http://schemas.openxmlformats.org/officeDocument/2006/math" xmlns:v="urn:schemas-microsoft-com:vml" xmlns:wp14="http://schemas.microsoft.com/office/word/2010/wordprocessingDrawing" xmlns:wp="http://schemas.openxmlformats.org/drawingml/2006/wordprocessingDrawing" xmlns:w10="urn:schemas-microsoft-com:office:word" xmlns:w="http://schemas.openxmlformats.org/wordprocessingml/2006/main" xmlns:w14="http://schemas.microsoft.com/office/word/2010/wordml" xmlns:w15="http://schemas.microsoft.com/office/word/2012/wordml" xmlns:w16cex="http://schemas.microsoft.com/office/word/2018/wordml/cex" xmlns:w16cid="http://schemas.microsoft.com/office/word/2016/wordml/cid" xmlns:w16="http://schemas.microsoft.com/office/word/2018/wordml" xmlns:w16du="http://schemas.microsoft.com/office/word/2023/wordml/word16du" xmlns:w16sdtdh="http://schemas.microsoft.com/office/word/2020/wordml/sdtdatahash" xmlns:w16sdtfl="http://schemas.microsoft.com/office/word/2024/wordml/sdtformatlock" xmlns:w16se="http://schemas.microsoft.com/office/word/2015/wordml/symex" xmlns:wpg="http://schemas.microsoft.com/office/word/2010/wordprocessingGroup" xmlns:wpi="http://schemas.microsoft.com/office/word/2010/wordprocessingInk" xmlns:wne="http://schemas.microsoft.com/office/word/2006/wordml" xmlns:wps="http://schemas.microsoft.com/office/word/2010/wordprocessingShape" mc:Ignorable="w14 w15 w16se w16cid w16 w16cex w16sdtdh w16sdtfl w16du wp14">
   <w:body>
+    <w:p>
+      <w:pPr>
+        <w:keepNext/>
+        <w:keepLines/>
+        <w:spacing w:before="200" w:after="0" w:line="276" w:lineRule="auto"/>
+        <w:outlineLvl w:val="1"/>
+        <w:rPr>
+          <w:rFonts w:ascii="Times New Roman" w:eastAsia="MS Gothic" w:hAnsi="Times New Roman" w:cs="Times New Roman"/>
+          <w:b/>
+          <w:bCs/>
+          <w:color w:val="000000"/>
+          <w:kern w:val="0"/>
+          <w:lang w:val="en-US"/>
+          <w14:ligatures w14:val="none"/>
+        </w:rPr>
+      </w:pPr>
+      <w:r>
+        <w:rPr>
+          <w:rFonts w:ascii="Times New Roman" w:eastAsia="MS Gothic" w:hAnsi="Times New Roman" w:cs="Times New Roman"/>
+          <w:b/>
+          <w:bCs/>
+          <w:color w:val="000000"/>
+          <w:kern w:val="0"/>
+          <w:lang w:val="en-US"/>
+          <w14:ligatures w14:val="none"/>
+        </w:rPr>
+        <w:t>Table 3. Postoperative Outcomes</w:t>
+      </w:r>
+    </w:p>
     <w:tbl>
       <w:tblPr>
         <w:tblStyle w:val="TableGrid"/>
-        <w:tblpPr w:leftFromText="180" w:rightFromText="180" w:vertAnchor="text" w:horzAnchor="margin" w:tblpY="2571"/>
         <w:tblW w:w="0" w:type="auto"/>
         <w:tblLook w:val="04A0" w:firstRow="1" w:lastRow="0" w:firstColumn="1" w:lastColumn="0" w:noHBand="0" w:noVBand="1"/>
       </w:tblPr>
@@ -191,8 +219,9 @@
                 <w:rFonts w:ascii="Times New Roman" w:hAnsi="Times New Roman" w:cs="Times New Roman"/>
                 <w:sz w:val="24"/>
                 <w:szCs w:val="24"/>
-              </w:rPr>
-              <w:t>suport</w:t>
+                <w:highlight w:val="yellow"/>
+              </w:rPr>
+              <w:t>support</w:t>
             </w:r>
             <w:proofErr w:type="spellEnd"/>
           </w:p>
@@ -862,6 +891,14 @@
           <w14:ligatures w14:val="none"/>
         </w:rPr>
       </w:pPr>
+      <w:r>
+        <w:rPr>
+          <w:rFonts w:ascii="Times New Roman" w:hAnsi="Times New Roman"/>
+          <w:sz w:val="20"/>
+          <w:highlight w:val="yellow"/>
+        </w:rPr>
+        <w:t>ICU = intensive care unit, IQR = interquartile range, VIS = vasoactive-inotropic score.</w:t>
+      </w:r>
     </w:p>
     <w:p>
       <w:pPr>
@@ -913,18 +950,6 @@
           <w14:ligatures w14:val="none"/>
         </w:rPr>
       </w:pPr>
-      <w:r>
-        <w:rPr>
-          <w:rFonts w:ascii="Times New Roman" w:eastAsia="MS Gothic" w:hAnsi="Times New Roman" w:cs="Times New Roman"/>
-          <w:b/>
-          <w:bCs/>
-          <w:color w:val="000000"/>
-          <w:kern w:val="0"/>
-          <w:lang w:val="en-US"/>
-          <w14:ligatures w14:val="none"/>
-        </w:rPr>
-        <w:t>Table 3. Postoperative Outcomes</w:t>
-      </w:r>
     </w:p>
     <w:p/>
     <w:sectPr>

--- a/Table 3.docx
+++ b/Table 3.docx
@@ -2,38 +2,10 @@
 <file path=word/document.xml><?xml version="1.0" encoding="utf-8"?>
 <w:document xmlns:wpc="http://schemas.microsoft.com/office/word/2010/wordprocessingCanvas" xmlns:cx="http://schemas.microsoft.com/office/drawing/2014/chartex" xmlns:cx1="http://schemas.microsoft.com/office/drawing/2015/9/8/chartex" xmlns:cx2="http://schemas.microsoft.com/office/drawing/2015/10/21/chartex" xmlns:cx3="http://schemas.microsoft.com/office/drawing/2016/5/9/chartex" xmlns:cx4="http://schemas.microsoft.com/office/drawing/2016/5/10/chartex" xmlns:cx5="http://schemas.microsoft.com/office/drawing/2016/5/11/chartex" xmlns:cx6="http://schemas.microsoft.com/office/drawing/2016/5/12/chartex" xmlns:cx7="http://schemas.microsoft.com/office/drawing/2016/5/13/chartex" xmlns:cx8="http://schemas.microsoft.com/office/drawing/2016/5/14/chartex" xmlns:mc="http://schemas.openxmlformats.org/markup-compatibility/2006" xmlns:aink="http://schemas.microsoft.com/office/drawing/2016/ink" xmlns:am3d="http://schemas.microsoft.com/office/drawing/2017/model3d" xmlns:o="urn:schemas-microsoft-com:office:office" xmlns:oel="http://schemas.microsoft.com/office/2019/extlst" xmlns:r="http://schemas.openxmlformats.org/officeDocument/2006/relationships" xmlns:m="http://schemas.openxmlformats.org/officeDocument/2006/math" xmlns:v="urn:schemas-microsoft-com:vml" xmlns:wp14="http://schemas.microsoft.com/office/word/2010/wordprocessingDrawing" xmlns:wp="http://schemas.openxmlformats.org/drawingml/2006/wordprocessingDrawing" xmlns:w10="urn:schemas-microsoft-com:office:word" xmlns:w="http://schemas.openxmlformats.org/wordprocessingml/2006/main" xmlns:w14="http://schemas.microsoft.com/office/word/2010/wordml" xmlns:w15="http://schemas.microsoft.com/office/word/2012/wordml" xmlns:w16cex="http://schemas.microsoft.com/office/word/2018/wordml/cex" xmlns:w16cid="http://schemas.microsoft.com/office/word/2016/wordml/cid" xmlns:w16="http://schemas.microsoft.com/office/word/2018/wordml" xmlns:w16du="http://schemas.microsoft.com/office/word/2023/wordml/word16du" xmlns:w16sdtdh="http://schemas.microsoft.com/office/word/2020/wordml/sdtdatahash" xmlns:w16sdtfl="http://schemas.microsoft.com/office/word/2024/wordml/sdtformatlock" xmlns:w16se="http://schemas.microsoft.com/office/word/2015/wordml/symex" xmlns:wpg="http://schemas.microsoft.com/office/word/2010/wordprocessingGroup" xmlns:wpi="http://schemas.microsoft.com/office/word/2010/wordprocessingInk" xmlns:wne="http://schemas.microsoft.com/office/word/2006/wordml" xmlns:wps="http://schemas.microsoft.com/office/word/2010/wordprocessingShape" mc:Ignorable="w14 w15 w16se w16cid w16 w16cex w16sdtdh w16sdtfl w16du wp14">
   <w:body>
-    <w:p>
-      <w:pPr>
-        <w:keepNext/>
-        <w:keepLines/>
-        <w:spacing w:before="200" w:after="0" w:line="276" w:lineRule="auto"/>
-        <w:outlineLvl w:val="1"/>
-        <w:rPr>
-          <w:rFonts w:ascii="Times New Roman" w:eastAsia="MS Gothic" w:hAnsi="Times New Roman" w:cs="Times New Roman"/>
-          <w:b/>
-          <w:bCs/>
-          <w:color w:val="000000"/>
-          <w:kern w:val="0"/>
-          <w:lang w:val="en-US"/>
-          <w14:ligatures w14:val="none"/>
-        </w:rPr>
-      </w:pPr>
-      <w:r>
-        <w:rPr>
-          <w:rFonts w:ascii="Times New Roman" w:eastAsia="MS Gothic" w:hAnsi="Times New Roman" w:cs="Times New Roman"/>
-          <w:b/>
-          <w:bCs/>
-          <w:color w:val="000000"/>
-          <w:kern w:val="0"/>
-          <w:lang w:val="en-US"/>
-          <w14:ligatures w14:val="none"/>
-        </w:rPr>
-        <w:t>Table 3. Postoperative Outcomes</w:t>
-      </w:r>
-    </w:p>
     <w:tbl>
       <w:tblPr>
         <w:tblStyle w:val="TableGrid"/>
+        <w:tblpPr w:leftFromText="180" w:rightFromText="180" w:vertAnchor="text" w:horzAnchor="margin" w:tblpY="2571"/>
         <w:tblW w:w="0" w:type="auto"/>
         <w:tblLook w:val="04A0" w:firstRow="1" w:lastRow="0" w:firstColumn="1" w:lastColumn="0" w:noHBand="0" w:noVBand="1"/>
       </w:tblPr>
@@ -219,9 +191,8 @@
                 <w:rFonts w:ascii="Times New Roman" w:hAnsi="Times New Roman" w:cs="Times New Roman"/>
                 <w:sz w:val="24"/>
                 <w:szCs w:val="24"/>
-                <w:highlight w:val="yellow"/>
-              </w:rPr>
-              <w:t>support</w:t>
+              </w:rPr>
+              <w:t>suport</w:t>
             </w:r>
             <w:proofErr w:type="spellEnd"/>
           </w:p>
@@ -891,14 +862,6 @@
           <w14:ligatures w14:val="none"/>
         </w:rPr>
       </w:pPr>
-      <w:r>
-        <w:rPr>
-          <w:rFonts w:ascii="Times New Roman" w:hAnsi="Times New Roman"/>
-          <w:sz w:val="20"/>
-          <w:highlight w:val="yellow"/>
-        </w:rPr>
-        <w:t>ICU = intensive care unit, IQR = interquartile range, VIS = vasoactive-inotropic score.</w:t>
-      </w:r>
     </w:p>
     <w:p>
       <w:pPr>
@@ -950,6 +913,18 @@
           <w14:ligatures w14:val="none"/>
         </w:rPr>
       </w:pPr>
+      <w:r>
+        <w:rPr>
+          <w:rFonts w:ascii="Times New Roman" w:eastAsia="MS Gothic" w:hAnsi="Times New Roman" w:cs="Times New Roman"/>
+          <w:b/>
+          <w:bCs/>
+          <w:color w:val="000000"/>
+          <w:kern w:val="0"/>
+          <w:lang w:val="en-US"/>
+          <w14:ligatures w14:val="none"/>
+        </w:rPr>
+        <w:t>Table 3. Postoperative Outcomes</w:t>
+      </w:r>
     </w:p>
     <w:p/>
     <w:sectPr>
